--- a/course_development/active_inference_family/04_screens_toys_tools/02_agents/output/lab-protocols/02_agents-lab.docx
+++ b/course_development/active_inference_family/04_screens_toys_tools/02_agents/output/lab-protocols/02_agents-lab.docx
@@ -4,32 +4,76 @@
   <w:body>
     <w:p>
       <w:r>
-        <w:t>Lab: Exploring Agents</w:t>
+        <w:t>Lab: Build a Bot</w:t>
       </w:r>
     </w:p>
     <w:p>
       <w:r>
-        <w:t>Objective</w:t>
+        <w:t>Goal</w:t>
       </w:r>
     </w:p>
     <w:p>
       <w:r>
-        <w:t>Design and simulate a simple agent that demonstrates the principles of Agents .</w:t>
+        <w:t>To design a mechanical agent for a specific job.</w:t>
       </w:r>
     </w:p>
     <w:p>
       <w:r>
-        <w:t>Prerequisites</w:t>
+        <w:t>What You Need</w:t>
       </w:r>
     </w:p>
     <w:p>
       <w:r>
-        <w:t>Basic understanding of Python or a relevant simulation tool.  Familiarity with the formal definition of Agents.   Steps</w:t>
+        <w:t>Recycled materials (Boxes, cans, bottle caps).  Glue/Tape.  Markers.   Steps</w:t>
       </w:r>
     </w:p>
     <w:p>
       <w:r>
-        <w:t>Define the Environment : Create a simple grid world or state space relevant to Family.  Define the Agent : Specify the agent's generative model, focusing on Agents.  Simulation : Run the agent for 100 timesteps.  Perturbation : Introduce a specific challenge to Agents (e.g., increased noise, occlusion).  Analysis : Plot the Free Energy over time. Does the agent successfully adapt?   Discussion Requirements</w:t>
+        <w:t>1. The Function</w:t>
+      </w:r>
+    </w:p>
+    <w:p>
+      <w:r>
+        <w:t>What is your robot's job?</w:t>
+      </w:r>
+    </w:p>
+    <w:p>
+      <w:r>
+        <w:t>"The Tickle Bot 3000."  "The Sock Finder."  "The Homework Helper."   2. The Features</w:t>
+      </w:r>
+    </w:p>
+    <w:p>
+      <w:r>
+        <w:t>Design the sensors and actuators.</w:t>
+      </w:r>
+    </w:p>
+    <w:p>
+      <w:r>
+        <w:t>"It needs long arms to reach under the bed."  "It needs a nose to smell dirty socks."   3. The Build</w:t>
+      </w:r>
+    </w:p>
+    <w:p>
+      <w:r>
+        <w:t>Put it together!</w:t>
+        <w:br/>
+        <w:t>Give it a name.</w:t>
+        <w:br/>
+        <w:t>Write a "User Manual" (Instructions).</w:t>
+      </w:r>
+    </w:p>
+    <w:p>
+      <w:r>
+        <w:t>Discussion</w:t>
+      </w:r>
+    </w:p>
+    <w:p>
+      <w:r>
+        <w:t>Does your robot have a power switch?  What happens if it breaks?  Robots are tools we create to extend our abilities.   What We Learned</w:t>
+      </w:r>
+    </w:p>
+    <w:p>
+      <w:r>
+        <w:t>Robots are systems designed to solve problems.</w:t>
       </w:r>
     </w:p>
     <w:sectPr>
